--- a/Demo/InterimReport.docx
+++ b/Demo/InterimReport.docx
@@ -32368,7 +32368,7 @@
         </mc:Choice>
         <mc:Fallback>
           <w:pict>
-            <v:line w14:anchorId="3CE26695" id="מחבר ישר 1" o:spid="_x0000_s1026" style="position:absolute;z-index:251663360;visibility:visible;mso-wrap-style:square;mso-wrap-distance-left:9pt;mso-wrap-distance-top:0;mso-wrap-distance-right:9pt;mso-wrap-distance-bottom:0;mso-position-horizontal:absolute;mso-position-horizontal-relative:text;mso-position-vertical:absolute;mso-position-vertical-relative:text" from="-70.3pt,9.65pt" to="357.95pt,9.65pt" o:gfxdata="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" strokecolor="#156082 [3204]" strokeweight="1.5pt">
+            <v:line w14:anchorId="51373ACE" id="מחבר ישר 1" o:spid="_x0000_s1026" style="position:absolute;z-index:251663360;visibility:visible;mso-wrap-style:square;mso-wrap-distance-left:9pt;mso-wrap-distance-top:0;mso-wrap-distance-right:9pt;mso-wrap-distance-bottom:0;mso-position-horizontal:absolute;mso-position-horizontal-relative:text;mso-position-vertical:absolute;mso-position-vertical-relative:text" from="-70.3pt,9.65pt" to="357.95pt,9.65pt" o:gfxdata="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" strokecolor="#156082 [3204]" strokeweight="1.5pt">
               <v:stroke joinstyle="miter"/>
             </v:line>
           </w:pict>

--- a/Demo/InterimReport.docx
+++ b/Demo/InterimReport.docx
@@ -32368,7 +32368,7 @@
         </mc:Choice>
         <mc:Fallback>
           <w:pict>
-            <v:line w14:anchorId="51373ACE" id="מחבר ישר 1" o:spid="_x0000_s1026" style="position:absolute;z-index:251663360;visibility:visible;mso-wrap-style:square;mso-wrap-distance-left:9pt;mso-wrap-distance-top:0;mso-wrap-distance-right:9pt;mso-wrap-distance-bottom:0;mso-position-horizontal:absolute;mso-position-horizontal-relative:text;mso-position-vertical:absolute;mso-position-vertical-relative:text" from="-70.3pt,9.65pt" to="357.95pt,9.65pt" o:gfxdata="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" strokecolor="#156082 [3204]" strokeweight="1.5pt">
+            <v:line w14:anchorId="51F3D73B" id="מחבר ישר 1" o:spid="_x0000_s1026" style="position:absolute;z-index:251663360;visibility:visible;mso-wrap-style:square;mso-wrap-distance-left:9pt;mso-wrap-distance-top:0;mso-wrap-distance-right:9pt;mso-wrap-distance-bottom:0;mso-position-horizontal:absolute;mso-position-horizontal-relative:text;mso-position-vertical:absolute;mso-position-vertical-relative:text" from="-70.3pt,9.65pt" to="357.95pt,9.65pt" o:gfxdata="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" strokecolor="#156082 [3204]" strokeweight="1.5pt">
               <v:stroke joinstyle="miter"/>
             </v:line>
           </w:pict>

--- a/Demo/InterimReport.docx
+++ b/Demo/InterimReport.docx
@@ -32368,7 +32368,7 @@
         </mc:Choice>
         <mc:Fallback>
           <w:pict>
-            <v:line w14:anchorId="51F3D73B" id="מחבר ישר 1" o:spid="_x0000_s1026" style="position:absolute;z-index:251663360;visibility:visible;mso-wrap-style:square;mso-wrap-distance-left:9pt;mso-wrap-distance-top:0;mso-wrap-distance-right:9pt;mso-wrap-distance-bottom:0;mso-position-horizontal:absolute;mso-position-horizontal-relative:text;mso-position-vertical:absolute;mso-position-vertical-relative:text" from="-70.3pt,9.65pt" to="357.95pt,9.65pt" o:gfxdata="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" strokecolor="#156082 [3204]" strokeweight="1.5pt">
+            <v:line w14:anchorId="47B17493" id="מחבר ישר 1" o:spid="_x0000_s1026" style="position:absolute;z-index:251663360;visibility:visible;mso-wrap-style:square;mso-wrap-distance-left:9pt;mso-wrap-distance-top:0;mso-wrap-distance-right:9pt;mso-wrap-distance-bottom:0;mso-position-horizontal:absolute;mso-position-horizontal-relative:text;mso-position-vertical:absolute;mso-position-vertical-relative:text" from="-70.3pt,9.65pt" to="357.95pt,9.65pt" o:gfxdata="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" strokecolor="#156082 [3204]" strokeweight="1.5pt">
               <v:stroke joinstyle="miter"/>
             </v:line>
           </w:pict>

--- a/Demo/InterimReport.docx
+++ b/Demo/InterimReport.docx
@@ -32368,7 +32368,7 @@
         </mc:Choice>
         <mc:Fallback>
           <w:pict>
-            <v:line w14:anchorId="47B17493" id="מחבר ישר 1" o:spid="_x0000_s1026" style="position:absolute;z-index:251663360;visibility:visible;mso-wrap-style:square;mso-wrap-distance-left:9pt;mso-wrap-distance-top:0;mso-wrap-distance-right:9pt;mso-wrap-distance-bottom:0;mso-position-horizontal:absolute;mso-position-horizontal-relative:text;mso-position-vertical:absolute;mso-position-vertical-relative:text" from="-70.3pt,9.65pt" to="357.95pt,9.65pt" o:gfxdata="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" strokecolor="#156082 [3204]" strokeweight="1.5pt">
+            <v:line w14:anchorId="407F4F22" id="מחבר ישר 1" o:spid="_x0000_s1026" style="position:absolute;z-index:251663360;visibility:visible;mso-wrap-style:square;mso-wrap-distance-left:9pt;mso-wrap-distance-top:0;mso-wrap-distance-right:9pt;mso-wrap-distance-bottom:0;mso-position-horizontal:absolute;mso-position-horizontal-relative:text;mso-position-vertical:absolute;mso-position-vertical-relative:text" from="-70.3pt,9.65pt" to="357.95pt,9.65pt" o:gfxdata="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" strokecolor="#156082 [3204]" strokeweight="1.5pt">
               <v:stroke joinstyle="miter"/>
             </v:line>
           </w:pict>
